--- a/docs/pilot/Facades_Pilot_Quick_Start.docx
+++ b/docs/pilot/Facades_Pilot_Quick_Start.docx
@@ -214,7 +214,7 @@
     </w:p>
     <w:p>
       <w:r>
-        <w:t>Монтажный рабочий узел, полный крепёж и автоматический подбор монтажного варианта пока не готовы. Межэтажный расчёт остаётся ограничен. Геометрическая схема ATFNODE не заменяет проектный узел. Эти вопросы не мешают проверке перечисленных функций.</w:t>
+        <w:t>Монтажный рабочий узел, полный крепёж и автоматический подбор монтажного варианта пока не готовы. Межэтажная схема в режиме «по расчёту» пока недоступна. Геометрическая схема ATFNODE не заменяет проектный узел. Эти вопросы не мешают проверке перечисленных функций.</w:t>
       </w:r>
     </w:p>
     <w:sectPr>
